--- a/Cortes/Corte 3/Formularios LOGT 3/Alejandra Sierra.docx
+++ b/Cortes/Corte 3/Formularios LOGT 3/Alejandra Sierra.docx
@@ -48,9 +48,9 @@
       <w:tblGrid>
         <w:gridCol w:w="864"/>
         <w:gridCol w:w="808"/>
-        <w:gridCol w:w="782"/>
-        <w:gridCol w:w="1740"/>
-        <w:gridCol w:w="1109"/>
+        <w:gridCol w:w="785"/>
+        <w:gridCol w:w="1738"/>
+        <w:gridCol w:w="1108"/>
         <w:gridCol w:w="1213"/>
         <w:gridCol w:w="2312"/>
       </w:tblGrid>
@@ -270,8 +270,32 @@
             </w:tcMar>
           </w:tcPr>
           <w:p>
-            <w:r>
-              <w:t>25/02</w:t>
+            <w:pPr>
+              <w:rPr>
+                <w:b/>
+                <w:bCs/>
+              </w:rPr>
+            </w:pPr>
+            <w:r>
+              <w:rPr>
+                <w:b/>
+                <w:bCs/>
+              </w:rPr>
+              <w:t>1</w:t>
+            </w:r>
+            <w:r>
+              <w:rPr>
+                <w:b/>
+                <w:bCs/>
+              </w:rPr>
+              <w:t>6</w:t>
+            </w:r>
+            <w:r>
+              <w:rPr>
+                <w:b/>
+                <w:bCs/>
+              </w:rPr>
+              <w:t>/03</w:t>
             </w:r>
           </w:p>
         </w:tc>
@@ -293,7 +317,17 @@
             </w:tcMar>
           </w:tcPr>
           <w:p>
-            <w:r>
+            <w:pPr>
+              <w:rPr>
+                <w:b/>
+                <w:bCs/>
+              </w:rPr>
+            </w:pPr>
+            <w:r>
+              <w:rPr>
+                <w:b/>
+                <w:bCs/>
+              </w:rPr>
               <w:t>22:00</w:t>
             </w:r>
           </w:p>
@@ -316,8 +350,32 @@
             </w:tcMar>
           </w:tcPr>
           <w:p>
-            <w:r>
-              <w:t>23:15</w:t>
+            <w:pPr>
+              <w:rPr>
+                <w:b/>
+                <w:bCs/>
+              </w:rPr>
+            </w:pPr>
+            <w:r>
+              <w:rPr>
+                <w:b/>
+                <w:bCs/>
+              </w:rPr>
+              <w:t>23:</w:t>
+            </w:r>
+            <w:r>
+              <w:rPr>
+                <w:b/>
+                <w:bCs/>
+              </w:rPr>
+              <w:t>3</w:t>
+            </w:r>
+            <w:r>
+              <w:rPr>
+                <w:b/>
+                <w:bCs/>
+              </w:rPr>
+              <w:t>0</w:t>
             </w:r>
           </w:p>
         </w:tc>
@@ -339,8 +397,18 @@
             </w:tcMar>
           </w:tcPr>
           <w:p>
-            <w:r>
-              <w:t>15min</w:t>
+            <w:pPr>
+              <w:rPr>
+                <w:b/>
+                <w:bCs/>
+              </w:rPr>
+            </w:pPr>
+            <w:r>
+              <w:rPr>
+                <w:b/>
+                <w:bCs/>
+              </w:rPr>
+              <w:t>-</w:t>
             </w:r>
           </w:p>
         </w:tc>
@@ -362,9 +430,26 @@
             </w:tcMar>
           </w:tcPr>
           <w:p>
-            <w:r>
+            <w:pPr>
+              <w:rPr>
+                <w:b/>
+                <w:bCs/>
+              </w:rPr>
+            </w:pPr>
+            <w:r>
+              <w:rPr>
+                <w:b/>
+                <w:bCs/>
+              </w:rPr>
               <w:t>1h</w:t>
             </w:r>
+            <w:r>
+              <w:rPr>
+                <w:b/>
+                <w:bCs/>
+              </w:rPr>
+              <w:t xml:space="preserve"> 30</w:t>
+            </w:r>
           </w:p>
         </w:tc>
         <w:tc>
@@ -385,8 +470,18 @@
             </w:tcMar>
           </w:tcPr>
           <w:p>
-            <w:r>
-              <w:t>Corte 2</w:t>
+            <w:pPr>
+              <w:rPr>
+                <w:b/>
+                <w:bCs/>
+              </w:rPr>
+            </w:pPr>
+            <w:r>
+              <w:rPr>
+                <w:b/>
+                <w:bCs/>
+              </w:rPr>
+              <w:t>Corte 3</w:t>
             </w:r>
           </w:p>
         </w:tc>
@@ -408,14 +503,26 @@
             </w:tcMar>
           </w:tcPr>
           <w:p>
-            <w:r>
-              <w:t xml:space="preserve">Revisión del documento, correcciones finales y subir todo al </w:t>
-            </w:r>
-            <w:proofErr w:type="spellStart"/>
-            <w:r>
-              <w:t>git</w:t>
-            </w:r>
-            <w:proofErr w:type="spellEnd"/>
+            <w:pPr>
+              <w:rPr>
+                <w:b/>
+                <w:bCs/>
+              </w:rPr>
+            </w:pPr>
+            <w:r>
+              <w:rPr>
+                <w:b/>
+                <w:bCs/>
+              </w:rPr>
+              <w:t xml:space="preserve">Definir las clases </w:t>
+            </w:r>
+            <w:r>
+              <w:rPr>
+                <w:b/>
+                <w:bCs/>
+              </w:rPr>
+              <w:t>y diagrama UML</w:t>
+            </w:r>
           </w:p>
         </w:tc>
       </w:tr>
@@ -441,8 +548,18 @@
             </w:tcMar>
           </w:tcPr>
           <w:p>
-            <w:r>
-              <w:t>24/02</w:t>
+            <w:pPr>
+              <w:rPr>
+                <w:b/>
+                <w:bCs/>
+              </w:rPr>
+            </w:pPr>
+            <w:r>
+              <w:rPr>
+                <w:b/>
+                <w:bCs/>
+              </w:rPr>
+              <w:t>14/03</w:t>
             </w:r>
           </w:p>
         </w:tc>
@@ -464,11 +581,18 @@
             </w:tcMar>
           </w:tcPr>
           <w:p>
-            <w:r>
-              <w:t>22</w:t>
-            </w:r>
-            <w:r>
-              <w:t>:30</w:t>
+            <w:pPr>
+              <w:rPr>
+                <w:b/>
+                <w:bCs/>
+              </w:rPr>
+            </w:pPr>
+            <w:r>
+              <w:rPr>
+                <w:b/>
+                <w:bCs/>
+              </w:rPr>
+              <w:t>18:30</w:t>
             </w:r>
           </w:p>
         </w:tc>
@@ -490,8 +614,18 @@
             </w:tcMar>
           </w:tcPr>
           <w:p>
-            <w:r>
-              <w:t>23:15</w:t>
+            <w:pPr>
+              <w:rPr>
+                <w:b/>
+                <w:bCs/>
+              </w:rPr>
+            </w:pPr>
+            <w:r>
+              <w:rPr>
+                <w:b/>
+                <w:bCs/>
+              </w:rPr>
+              <w:t>20:30</w:t>
             </w:r>
           </w:p>
         </w:tc>
@@ -513,8 +647,18 @@
             </w:tcMar>
           </w:tcPr>
           <w:p>
-            <w:r>
-              <w:t>-</w:t>
+            <w:pPr>
+              <w:rPr>
+                <w:b/>
+                <w:bCs/>
+              </w:rPr>
+            </w:pPr>
+            <w:r>
+              <w:rPr>
+                <w:b/>
+                <w:bCs/>
+              </w:rPr>
+              <w:t>30min</w:t>
             </w:r>
           </w:p>
         </w:tc>
@@ -536,8 +680,18 @@
             </w:tcMar>
           </w:tcPr>
           <w:p>
-            <w:r>
-              <w:t>45min</w:t>
+            <w:pPr>
+              <w:rPr>
+                <w:b/>
+                <w:bCs/>
+              </w:rPr>
+            </w:pPr>
+            <w:r>
+              <w:rPr>
+                <w:b/>
+                <w:bCs/>
+              </w:rPr>
+              <w:t>1h 30</w:t>
             </w:r>
           </w:p>
         </w:tc>
@@ -559,8 +713,18 @@
             </w:tcMar>
           </w:tcPr>
           <w:p>
-            <w:r>
-              <w:t>Corte 2</w:t>
+            <w:pPr>
+              <w:rPr>
+                <w:b/>
+                <w:bCs/>
+              </w:rPr>
+            </w:pPr>
+            <w:r>
+              <w:rPr>
+                <w:b/>
+                <w:bCs/>
+              </w:rPr>
+              <w:t>Corte 3</w:t>
             </w:r>
           </w:p>
         </w:tc>
@@ -582,24 +746,25 @@
             </w:tcMar>
           </w:tcPr>
           <w:p>
-            <w:r>
-              <w:t xml:space="preserve">Mejorar redacción </w:t>
-            </w:r>
-            <w:proofErr w:type="spellStart"/>
-            <w:r>
-              <w:t>design</w:t>
-            </w:r>
-            <w:proofErr w:type="spellEnd"/>
-            <w:r>
-              <w:t xml:space="preserve"> </w:t>
-            </w:r>
-            <w:proofErr w:type="spellStart"/>
-            <w:r>
-              <w:t>studio</w:t>
-            </w:r>
-            <w:proofErr w:type="spellEnd"/>
-            <w:r>
-              <w:t xml:space="preserve"> y realizar presentación</w:t>
+            <w:pPr>
+              <w:rPr>
+                <w:b/>
+                <w:bCs/>
+              </w:rPr>
+            </w:pPr>
+            <w:r>
+              <w:rPr>
+                <w:b/>
+                <w:bCs/>
+              </w:rPr>
+              <w:t xml:space="preserve">Investigar y </w:t>
+            </w:r>
+            <w:r>
+              <w:rPr>
+                <w:b/>
+                <w:bCs/>
+              </w:rPr>
+              <w:t>definir tecnologías para backend</w:t>
             </w:r>
           </w:p>
         </w:tc>
@@ -617,50 +782,36 @@
               <w:bottom w:val="single" w:sz="4" w:space="0" w:color="000000"/>
               <w:right w:val="single" w:sz="4" w:space="0" w:color="000000"/>
             </w:tcBorders>
-            <w:shd w:val="clear" w:color="auto" w:fill="A5C9EB" w:themeFill="text2" w:themeFillTint="40"/>
-            <w:tcMar>
-              <w:top w:w="100" w:type="dxa"/>
-              <w:left w:w="100" w:type="dxa"/>
-              <w:bottom w:w="100" w:type="dxa"/>
-              <w:right w:w="100" w:type="dxa"/>
-            </w:tcMar>
-          </w:tcPr>
-          <w:p>
-            <w:pPr>
-              <w:rPr>
-                <w:b/>
-                <w:bCs/>
-              </w:rPr>
-            </w:pPr>
-            <w:r>
-              <w:t>13/02</w:t>
-            </w:r>
-          </w:p>
-        </w:tc>
-        <w:tc>
-          <w:tcPr>
-            <w:tcW w:w="0" w:type="auto"/>
-            <w:tcBorders>
-              <w:top w:val="single" w:sz="4" w:space="0" w:color="000000"/>
-              <w:left w:val="single" w:sz="4" w:space="0" w:color="000000"/>
-              <w:bottom w:val="single" w:sz="4" w:space="0" w:color="000000"/>
-              <w:right w:val="single" w:sz="4" w:space="0" w:color="000000"/>
-            </w:tcBorders>
-            <w:shd w:val="clear" w:color="auto" w:fill="A5C9EB" w:themeFill="text2" w:themeFillTint="40"/>
-            <w:tcMar>
-              <w:top w:w="100" w:type="dxa"/>
-              <w:left w:w="100" w:type="dxa"/>
-              <w:bottom w:w="100" w:type="dxa"/>
-              <w:right w:w="100" w:type="dxa"/>
-            </w:tcMar>
-          </w:tcPr>
-          <w:p>
-            <w:pPr>
-              <w:rPr>
-                <w:b/>
-                <w:bCs/>
-              </w:rPr>
-            </w:pPr>
+            <w:tcMar>
+              <w:top w:w="100" w:type="dxa"/>
+              <w:left w:w="100" w:type="dxa"/>
+              <w:bottom w:w="100" w:type="dxa"/>
+              <w:right w:w="100" w:type="dxa"/>
+            </w:tcMar>
+          </w:tcPr>
+          <w:p>
+            <w:r>
+              <w:t>25/02</w:t>
+            </w:r>
+          </w:p>
+        </w:tc>
+        <w:tc>
+          <w:tcPr>
+            <w:tcW w:w="0" w:type="auto"/>
+            <w:tcBorders>
+              <w:top w:val="single" w:sz="4" w:space="0" w:color="000000"/>
+              <w:left w:val="single" w:sz="4" w:space="0" w:color="000000"/>
+              <w:bottom w:val="single" w:sz="4" w:space="0" w:color="000000"/>
+              <w:right w:val="single" w:sz="4" w:space="0" w:color="000000"/>
+            </w:tcBorders>
+            <w:tcMar>
+              <w:top w:w="100" w:type="dxa"/>
+              <w:left w:w="100" w:type="dxa"/>
+              <w:bottom w:w="100" w:type="dxa"/>
+              <w:right w:w="100" w:type="dxa"/>
+            </w:tcMar>
+          </w:tcPr>
+          <w:p>
             <w:r>
               <w:t>22:00</w:t>
             </w:r>
@@ -675,79 +826,58 @@
               <w:bottom w:val="single" w:sz="4" w:space="0" w:color="000000"/>
               <w:right w:val="single" w:sz="4" w:space="0" w:color="000000"/>
             </w:tcBorders>
-            <w:shd w:val="clear" w:color="auto" w:fill="A5C9EB" w:themeFill="text2" w:themeFillTint="40"/>
-            <w:tcMar>
-              <w:top w:w="100" w:type="dxa"/>
-              <w:left w:w="100" w:type="dxa"/>
-              <w:bottom w:w="100" w:type="dxa"/>
-              <w:right w:w="100" w:type="dxa"/>
-            </w:tcMar>
-          </w:tcPr>
-          <w:p>
-            <w:pPr>
-              <w:rPr>
-                <w:b/>
-                <w:bCs/>
-              </w:rPr>
-            </w:pPr>
-            <w:r>
-              <w:t>23:00</w:t>
-            </w:r>
-          </w:p>
-        </w:tc>
-        <w:tc>
-          <w:tcPr>
-            <w:tcW w:w="0" w:type="auto"/>
-            <w:tcBorders>
-              <w:top w:val="single" w:sz="4" w:space="0" w:color="000000"/>
-              <w:left w:val="single" w:sz="4" w:space="0" w:color="000000"/>
-              <w:bottom w:val="single" w:sz="4" w:space="0" w:color="000000"/>
-              <w:right w:val="single" w:sz="4" w:space="0" w:color="000000"/>
-            </w:tcBorders>
-            <w:shd w:val="clear" w:color="auto" w:fill="A5C9EB" w:themeFill="text2" w:themeFillTint="40"/>
-            <w:tcMar>
-              <w:top w:w="100" w:type="dxa"/>
-              <w:left w:w="100" w:type="dxa"/>
-              <w:bottom w:w="100" w:type="dxa"/>
-              <w:right w:w="100" w:type="dxa"/>
-            </w:tcMar>
-          </w:tcPr>
-          <w:p>
-            <w:pPr>
-              <w:rPr>
-                <w:b/>
-                <w:bCs/>
-              </w:rPr>
-            </w:pPr>
-            <w:r>
-              <w:t>-</w:t>
-            </w:r>
-          </w:p>
-        </w:tc>
-        <w:tc>
-          <w:tcPr>
-            <w:tcW w:w="0" w:type="auto"/>
-            <w:tcBorders>
-              <w:top w:val="single" w:sz="4" w:space="0" w:color="000000"/>
-              <w:left w:val="single" w:sz="4" w:space="0" w:color="000000"/>
-              <w:bottom w:val="single" w:sz="4" w:space="0" w:color="000000"/>
-              <w:right w:val="single" w:sz="4" w:space="0" w:color="000000"/>
-            </w:tcBorders>
-            <w:shd w:val="clear" w:color="auto" w:fill="A5C9EB" w:themeFill="text2" w:themeFillTint="40"/>
-            <w:tcMar>
-              <w:top w:w="100" w:type="dxa"/>
-              <w:left w:w="100" w:type="dxa"/>
-              <w:bottom w:w="100" w:type="dxa"/>
-              <w:right w:w="100" w:type="dxa"/>
-            </w:tcMar>
-          </w:tcPr>
-          <w:p>
-            <w:pPr>
-              <w:rPr>
-                <w:b/>
-                <w:bCs/>
-              </w:rPr>
-            </w:pPr>
+            <w:tcMar>
+              <w:top w:w="100" w:type="dxa"/>
+              <w:left w:w="100" w:type="dxa"/>
+              <w:bottom w:w="100" w:type="dxa"/>
+              <w:right w:w="100" w:type="dxa"/>
+            </w:tcMar>
+          </w:tcPr>
+          <w:p>
+            <w:r>
+              <w:t>23:15</w:t>
+            </w:r>
+          </w:p>
+        </w:tc>
+        <w:tc>
+          <w:tcPr>
+            <w:tcW w:w="0" w:type="auto"/>
+            <w:tcBorders>
+              <w:top w:val="single" w:sz="4" w:space="0" w:color="000000"/>
+              <w:left w:val="single" w:sz="4" w:space="0" w:color="000000"/>
+              <w:bottom w:val="single" w:sz="4" w:space="0" w:color="000000"/>
+              <w:right w:val="single" w:sz="4" w:space="0" w:color="000000"/>
+            </w:tcBorders>
+            <w:tcMar>
+              <w:top w:w="100" w:type="dxa"/>
+              <w:left w:w="100" w:type="dxa"/>
+              <w:bottom w:w="100" w:type="dxa"/>
+              <w:right w:w="100" w:type="dxa"/>
+            </w:tcMar>
+          </w:tcPr>
+          <w:p>
+            <w:r>
+              <w:t>15min</w:t>
+            </w:r>
+          </w:p>
+        </w:tc>
+        <w:tc>
+          <w:tcPr>
+            <w:tcW w:w="0" w:type="auto"/>
+            <w:tcBorders>
+              <w:top w:val="single" w:sz="4" w:space="0" w:color="000000"/>
+              <w:left w:val="single" w:sz="4" w:space="0" w:color="000000"/>
+              <w:bottom w:val="single" w:sz="4" w:space="0" w:color="000000"/>
+              <w:right w:val="single" w:sz="4" w:space="0" w:color="000000"/>
+            </w:tcBorders>
+            <w:tcMar>
+              <w:top w:w="100" w:type="dxa"/>
+              <w:left w:w="100" w:type="dxa"/>
+              <w:bottom w:w="100" w:type="dxa"/>
+              <w:right w:w="100" w:type="dxa"/>
+            </w:tcMar>
+          </w:tcPr>
+          <w:p>
             <w:r>
               <w:t>1h</w:t>
             </w:r>
@@ -762,23 +892,16 @@
               <w:bottom w:val="single" w:sz="4" w:space="0" w:color="000000"/>
               <w:right w:val="single" w:sz="4" w:space="0" w:color="000000"/>
             </w:tcBorders>
-            <w:shd w:val="clear" w:color="auto" w:fill="A5C9EB" w:themeFill="text2" w:themeFillTint="40"/>
-            <w:tcMar>
-              <w:top w:w="100" w:type="dxa"/>
-              <w:left w:w="100" w:type="dxa"/>
-              <w:bottom w:w="100" w:type="dxa"/>
-              <w:right w:w="100" w:type="dxa"/>
-            </w:tcMar>
-          </w:tcPr>
-          <w:p>
-            <w:pPr>
-              <w:rPr>
-                <w:b/>
-                <w:bCs/>
-              </w:rPr>
-            </w:pPr>
-            <w:r>
-              <w:t>Avances 2</w:t>
+            <w:tcMar>
+              <w:top w:w="100" w:type="dxa"/>
+              <w:left w:w="100" w:type="dxa"/>
+              <w:bottom w:w="100" w:type="dxa"/>
+              <w:right w:w="100" w:type="dxa"/>
+            </w:tcMar>
+          </w:tcPr>
+          <w:p>
+            <w:r>
+              <w:t>Corte 2</w:t>
             </w:r>
           </w:p>
         </w:tc>
@@ -791,23 +914,16 @@
               <w:bottom w:val="single" w:sz="4" w:space="0" w:color="000000"/>
               <w:right w:val="single" w:sz="4" w:space="0" w:color="000000"/>
             </w:tcBorders>
-            <w:shd w:val="clear" w:color="auto" w:fill="A5C9EB" w:themeFill="text2" w:themeFillTint="40"/>
-            <w:tcMar>
-              <w:top w:w="100" w:type="dxa"/>
-              <w:left w:w="100" w:type="dxa"/>
-              <w:bottom w:w="100" w:type="dxa"/>
-              <w:right w:w="100" w:type="dxa"/>
-            </w:tcMar>
-          </w:tcPr>
-          <w:p>
-            <w:pPr>
-              <w:rPr>
-                <w:b/>
-                <w:bCs/>
-              </w:rPr>
-            </w:pPr>
-            <w:r>
-              <w:t>Ordenar el repositorio</w:t>
+            <w:tcMar>
+              <w:top w:w="100" w:type="dxa"/>
+              <w:left w:w="100" w:type="dxa"/>
+              <w:bottom w:w="100" w:type="dxa"/>
+              <w:right w:w="100" w:type="dxa"/>
+            </w:tcMar>
+          </w:tcPr>
+          <w:p>
+            <w:r>
+              <w:t>Revisión del documento, correcciones finales y subir todo al git</w:t>
             </w:r>
           </w:p>
         </w:tc>
@@ -825,108 +941,83 @@
               <w:bottom w:val="single" w:sz="4" w:space="0" w:color="000000"/>
               <w:right w:val="single" w:sz="4" w:space="0" w:color="000000"/>
             </w:tcBorders>
-            <w:shd w:val="clear" w:color="auto" w:fill="A5C9EB" w:themeFill="text2" w:themeFillTint="40"/>
-            <w:tcMar>
-              <w:top w:w="100" w:type="dxa"/>
-              <w:left w:w="100" w:type="dxa"/>
-              <w:bottom w:w="100" w:type="dxa"/>
-              <w:right w:w="100" w:type="dxa"/>
-            </w:tcMar>
-          </w:tcPr>
-          <w:p>
-            <w:pPr>
-              <w:rPr>
-                <w:b/>
-                <w:bCs/>
-              </w:rPr>
-            </w:pPr>
-            <w:r>
-              <w:t>9/02</w:t>
-            </w:r>
-          </w:p>
-        </w:tc>
-        <w:tc>
-          <w:tcPr>
-            <w:tcW w:w="0" w:type="auto"/>
-            <w:tcBorders>
-              <w:top w:val="single" w:sz="4" w:space="0" w:color="000000"/>
-              <w:left w:val="single" w:sz="4" w:space="0" w:color="000000"/>
-              <w:bottom w:val="single" w:sz="4" w:space="0" w:color="000000"/>
-              <w:right w:val="single" w:sz="4" w:space="0" w:color="000000"/>
-            </w:tcBorders>
-            <w:shd w:val="clear" w:color="auto" w:fill="A5C9EB" w:themeFill="text2" w:themeFillTint="40"/>
-            <w:tcMar>
-              <w:top w:w="100" w:type="dxa"/>
-              <w:left w:w="100" w:type="dxa"/>
-              <w:bottom w:w="100" w:type="dxa"/>
-              <w:right w:w="100" w:type="dxa"/>
-            </w:tcMar>
-          </w:tcPr>
-          <w:p>
-            <w:pPr>
-              <w:rPr>
-                <w:b/>
-                <w:bCs/>
-              </w:rPr>
-            </w:pPr>
-            <w:r>
-              <w:t>21:30</w:t>
-            </w:r>
-          </w:p>
-        </w:tc>
-        <w:tc>
-          <w:tcPr>
-            <w:tcW w:w="0" w:type="auto"/>
-            <w:tcBorders>
-              <w:top w:val="single" w:sz="4" w:space="0" w:color="000000"/>
-              <w:left w:val="single" w:sz="4" w:space="0" w:color="000000"/>
-              <w:bottom w:val="single" w:sz="4" w:space="0" w:color="000000"/>
-              <w:right w:val="single" w:sz="4" w:space="0" w:color="000000"/>
-            </w:tcBorders>
-            <w:shd w:val="clear" w:color="auto" w:fill="A5C9EB" w:themeFill="text2" w:themeFillTint="40"/>
-            <w:tcMar>
-              <w:top w:w="100" w:type="dxa"/>
-              <w:left w:w="100" w:type="dxa"/>
-              <w:bottom w:w="100" w:type="dxa"/>
-              <w:right w:w="100" w:type="dxa"/>
-            </w:tcMar>
-          </w:tcPr>
-          <w:p>
-            <w:pPr>
-              <w:rPr>
-                <w:b/>
-                <w:bCs/>
-              </w:rPr>
-            </w:pPr>
-            <w:r>
-              <w:t>23:00</w:t>
-            </w:r>
-          </w:p>
-        </w:tc>
-        <w:tc>
-          <w:tcPr>
-            <w:tcW w:w="0" w:type="auto"/>
-            <w:tcBorders>
-              <w:top w:val="single" w:sz="4" w:space="0" w:color="000000"/>
-              <w:left w:val="single" w:sz="4" w:space="0" w:color="000000"/>
-              <w:bottom w:val="single" w:sz="4" w:space="0" w:color="000000"/>
-              <w:right w:val="single" w:sz="4" w:space="0" w:color="000000"/>
-            </w:tcBorders>
-            <w:shd w:val="clear" w:color="auto" w:fill="A5C9EB" w:themeFill="text2" w:themeFillTint="40"/>
-            <w:tcMar>
-              <w:top w:w="100" w:type="dxa"/>
-              <w:left w:w="100" w:type="dxa"/>
-              <w:bottom w:w="100" w:type="dxa"/>
-              <w:right w:w="100" w:type="dxa"/>
-            </w:tcMar>
-          </w:tcPr>
-          <w:p>
-            <w:pPr>
-              <w:rPr>
-                <w:b/>
-                <w:bCs/>
-              </w:rPr>
-            </w:pPr>
+            <w:tcMar>
+              <w:top w:w="100" w:type="dxa"/>
+              <w:left w:w="100" w:type="dxa"/>
+              <w:bottom w:w="100" w:type="dxa"/>
+              <w:right w:w="100" w:type="dxa"/>
+            </w:tcMar>
+          </w:tcPr>
+          <w:p>
+            <w:r>
+              <w:t>24/02</w:t>
+            </w:r>
+          </w:p>
+        </w:tc>
+        <w:tc>
+          <w:tcPr>
+            <w:tcW w:w="0" w:type="auto"/>
+            <w:tcBorders>
+              <w:top w:val="single" w:sz="4" w:space="0" w:color="000000"/>
+              <w:left w:val="single" w:sz="4" w:space="0" w:color="000000"/>
+              <w:bottom w:val="single" w:sz="4" w:space="0" w:color="000000"/>
+              <w:right w:val="single" w:sz="4" w:space="0" w:color="000000"/>
+            </w:tcBorders>
+            <w:tcMar>
+              <w:top w:w="100" w:type="dxa"/>
+              <w:left w:w="100" w:type="dxa"/>
+              <w:bottom w:w="100" w:type="dxa"/>
+              <w:right w:w="100" w:type="dxa"/>
+            </w:tcMar>
+          </w:tcPr>
+          <w:p>
+            <w:r>
+              <w:t>22</w:t>
+            </w:r>
+            <w:r>
+              <w:t>:30</w:t>
+            </w:r>
+          </w:p>
+        </w:tc>
+        <w:tc>
+          <w:tcPr>
+            <w:tcW w:w="0" w:type="auto"/>
+            <w:tcBorders>
+              <w:top w:val="single" w:sz="4" w:space="0" w:color="000000"/>
+              <w:left w:val="single" w:sz="4" w:space="0" w:color="000000"/>
+              <w:bottom w:val="single" w:sz="4" w:space="0" w:color="000000"/>
+              <w:right w:val="single" w:sz="4" w:space="0" w:color="000000"/>
+            </w:tcBorders>
+            <w:tcMar>
+              <w:top w:w="100" w:type="dxa"/>
+              <w:left w:w="100" w:type="dxa"/>
+              <w:bottom w:w="100" w:type="dxa"/>
+              <w:right w:w="100" w:type="dxa"/>
+            </w:tcMar>
+          </w:tcPr>
+          <w:p>
+            <w:r>
+              <w:t>23:15</w:t>
+            </w:r>
+          </w:p>
+        </w:tc>
+        <w:tc>
+          <w:tcPr>
+            <w:tcW w:w="0" w:type="auto"/>
+            <w:tcBorders>
+              <w:top w:val="single" w:sz="4" w:space="0" w:color="000000"/>
+              <w:left w:val="single" w:sz="4" w:space="0" w:color="000000"/>
+              <w:bottom w:val="single" w:sz="4" w:space="0" w:color="000000"/>
+              <w:right w:val="single" w:sz="4" w:space="0" w:color="000000"/>
+            </w:tcBorders>
+            <w:tcMar>
+              <w:top w:w="100" w:type="dxa"/>
+              <w:left w:w="100" w:type="dxa"/>
+              <w:bottom w:w="100" w:type="dxa"/>
+              <w:right w:w="100" w:type="dxa"/>
+            </w:tcMar>
+          </w:tcPr>
+          <w:p>
             <w:r>
               <w:t>-</w:t>
             </w:r>
@@ -941,23 +1032,16 @@
               <w:bottom w:val="single" w:sz="4" w:space="0" w:color="000000"/>
               <w:right w:val="single" w:sz="4" w:space="0" w:color="000000"/>
             </w:tcBorders>
-            <w:shd w:val="clear" w:color="auto" w:fill="A5C9EB" w:themeFill="text2" w:themeFillTint="40"/>
-            <w:tcMar>
-              <w:top w:w="100" w:type="dxa"/>
-              <w:left w:w="100" w:type="dxa"/>
-              <w:bottom w:w="100" w:type="dxa"/>
-              <w:right w:w="100" w:type="dxa"/>
-            </w:tcMar>
-          </w:tcPr>
-          <w:p>
-            <w:pPr>
-              <w:rPr>
-                <w:b/>
-                <w:bCs/>
-              </w:rPr>
-            </w:pPr>
-            <w:r>
-              <w:t>1h 30min</w:t>
+            <w:tcMar>
+              <w:top w:w="100" w:type="dxa"/>
+              <w:left w:w="100" w:type="dxa"/>
+              <w:bottom w:w="100" w:type="dxa"/>
+              <w:right w:w="100" w:type="dxa"/>
+            </w:tcMar>
+          </w:tcPr>
+          <w:p>
+            <w:r>
+              <w:t>45min</w:t>
             </w:r>
           </w:p>
         </w:tc>
@@ -970,23 +1054,16 @@
               <w:bottom w:val="single" w:sz="4" w:space="0" w:color="000000"/>
               <w:right w:val="single" w:sz="4" w:space="0" w:color="000000"/>
             </w:tcBorders>
-            <w:shd w:val="clear" w:color="auto" w:fill="A5C9EB" w:themeFill="text2" w:themeFillTint="40"/>
-            <w:tcMar>
-              <w:top w:w="100" w:type="dxa"/>
-              <w:left w:w="100" w:type="dxa"/>
-              <w:bottom w:w="100" w:type="dxa"/>
-              <w:right w:w="100" w:type="dxa"/>
-            </w:tcMar>
-          </w:tcPr>
-          <w:p>
-            <w:pPr>
-              <w:rPr>
-                <w:b/>
-                <w:bCs/>
-              </w:rPr>
-            </w:pPr>
-            <w:r>
-              <w:t>Avances 2</w:t>
+            <w:tcMar>
+              <w:top w:w="100" w:type="dxa"/>
+              <w:left w:w="100" w:type="dxa"/>
+              <w:bottom w:w="100" w:type="dxa"/>
+              <w:right w:w="100" w:type="dxa"/>
+            </w:tcMar>
+          </w:tcPr>
+          <w:p>
+            <w:r>
+              <w:t>Corte 2</w:t>
             </w:r>
           </w:p>
         </w:tc>
@@ -999,39 +1076,16 @@
               <w:bottom w:val="single" w:sz="4" w:space="0" w:color="000000"/>
               <w:right w:val="single" w:sz="4" w:space="0" w:color="000000"/>
             </w:tcBorders>
-            <w:shd w:val="clear" w:color="auto" w:fill="A5C9EB" w:themeFill="text2" w:themeFillTint="40"/>
-            <w:tcMar>
-              <w:top w:w="100" w:type="dxa"/>
-              <w:left w:w="100" w:type="dxa"/>
-              <w:bottom w:w="100" w:type="dxa"/>
-              <w:right w:w="100" w:type="dxa"/>
-            </w:tcMar>
-          </w:tcPr>
-          <w:p>
-            <w:pPr>
-              <w:rPr>
-                <w:b/>
-                <w:bCs/>
-              </w:rPr>
-            </w:pPr>
-            <w:r>
-              <w:t xml:space="preserve">Anotar el proceso de </w:t>
-            </w:r>
-            <w:proofErr w:type="spellStart"/>
-            <w:r>
-              <w:t>design</w:t>
-            </w:r>
-            <w:proofErr w:type="spellEnd"/>
-            <w:r>
-              <w:t xml:space="preserve"> </w:t>
-            </w:r>
-            <w:proofErr w:type="spellStart"/>
-            <w:r>
-              <w:t>studio</w:t>
-            </w:r>
-            <w:proofErr w:type="spellEnd"/>
-            <w:r>
-              <w:t xml:space="preserve"> con las ideas de cada ronda</w:t>
+            <w:tcMar>
+              <w:top w:w="100" w:type="dxa"/>
+              <w:left w:w="100" w:type="dxa"/>
+              <w:bottom w:w="100" w:type="dxa"/>
+              <w:right w:w="100" w:type="dxa"/>
+            </w:tcMar>
+          </w:tcPr>
+          <w:p>
+            <w:r>
+              <w:t>Mejorar redacción design studio y realizar presentación</w:t>
             </w:r>
           </w:p>
         </w:tc>
@@ -1064,89 +1118,92 @@
               </w:rPr>
             </w:pPr>
             <w:r>
-              <w:t>1/02</w:t>
-            </w:r>
-          </w:p>
-        </w:tc>
-        <w:tc>
-          <w:tcPr>
-            <w:tcW w:w="0" w:type="auto"/>
-            <w:tcBorders>
-              <w:top w:val="single" w:sz="4" w:space="0" w:color="000000"/>
-              <w:left w:val="single" w:sz="4" w:space="0" w:color="000000"/>
-              <w:bottom w:val="single" w:sz="4" w:space="0" w:color="000000"/>
-              <w:right w:val="single" w:sz="4" w:space="0" w:color="000000"/>
-            </w:tcBorders>
-            <w:tcMar>
-              <w:top w:w="100" w:type="dxa"/>
-              <w:left w:w="100" w:type="dxa"/>
-              <w:bottom w:w="100" w:type="dxa"/>
-              <w:right w:w="100" w:type="dxa"/>
-            </w:tcMar>
-          </w:tcPr>
-          <w:p>
-            <w:pPr>
-              <w:rPr>
-                <w:b/>
-                <w:bCs/>
-              </w:rPr>
-            </w:pPr>
-            <w:r>
-              <w:t>13:00</w:t>
-            </w:r>
-          </w:p>
-        </w:tc>
-        <w:tc>
-          <w:tcPr>
-            <w:tcW w:w="0" w:type="auto"/>
-            <w:tcBorders>
-              <w:top w:val="single" w:sz="4" w:space="0" w:color="000000"/>
-              <w:left w:val="single" w:sz="4" w:space="0" w:color="000000"/>
-              <w:bottom w:val="single" w:sz="4" w:space="0" w:color="000000"/>
-              <w:right w:val="single" w:sz="4" w:space="0" w:color="000000"/>
-            </w:tcBorders>
-            <w:tcMar>
-              <w:top w:w="100" w:type="dxa"/>
-              <w:left w:w="100" w:type="dxa"/>
-              <w:bottom w:w="100" w:type="dxa"/>
-              <w:right w:w="100" w:type="dxa"/>
-            </w:tcMar>
-          </w:tcPr>
-          <w:p>
-            <w:pPr>
-              <w:rPr>
-                <w:b/>
-                <w:bCs/>
-              </w:rPr>
-            </w:pPr>
-            <w:r>
-              <w:t>14:00</w:t>
-            </w:r>
-          </w:p>
-        </w:tc>
-        <w:tc>
-          <w:tcPr>
-            <w:tcW w:w="0" w:type="auto"/>
-            <w:tcBorders>
-              <w:top w:val="single" w:sz="4" w:space="0" w:color="000000"/>
-              <w:left w:val="single" w:sz="4" w:space="0" w:color="000000"/>
-              <w:bottom w:val="single" w:sz="4" w:space="0" w:color="000000"/>
-              <w:right w:val="single" w:sz="4" w:space="0" w:color="000000"/>
-            </w:tcBorders>
-            <w:tcMar>
-              <w:top w:w="100" w:type="dxa"/>
-              <w:left w:w="100" w:type="dxa"/>
-              <w:bottom w:w="100" w:type="dxa"/>
-              <w:right w:w="100" w:type="dxa"/>
-            </w:tcMar>
-          </w:tcPr>
-          <w:p>
-            <w:pPr>
-              <w:rPr>
-                <w:b/>
-                <w:bCs/>
-              </w:rPr>
-            </w:pPr>
+              <w:t>13/02</w:t>
+            </w:r>
+          </w:p>
+        </w:tc>
+        <w:tc>
+          <w:tcPr>
+            <w:tcW w:w="0" w:type="auto"/>
+            <w:tcBorders>
+              <w:top w:val="single" w:sz="4" w:space="0" w:color="000000"/>
+              <w:left w:val="single" w:sz="4" w:space="0" w:color="000000"/>
+              <w:bottom w:val="single" w:sz="4" w:space="0" w:color="000000"/>
+              <w:right w:val="single" w:sz="4" w:space="0" w:color="000000"/>
+            </w:tcBorders>
+            <w:tcMar>
+              <w:top w:w="100" w:type="dxa"/>
+              <w:left w:w="100" w:type="dxa"/>
+              <w:bottom w:w="100" w:type="dxa"/>
+              <w:right w:w="100" w:type="dxa"/>
+            </w:tcMar>
+          </w:tcPr>
+          <w:p>
+            <w:pPr>
+              <w:rPr>
+                <w:b/>
+                <w:bCs/>
+              </w:rPr>
+            </w:pPr>
+            <w:r>
+              <w:t>22:00</w:t>
+            </w:r>
+          </w:p>
+        </w:tc>
+        <w:tc>
+          <w:tcPr>
+            <w:tcW w:w="0" w:type="auto"/>
+            <w:tcBorders>
+              <w:top w:val="single" w:sz="4" w:space="0" w:color="000000"/>
+              <w:left w:val="single" w:sz="4" w:space="0" w:color="000000"/>
+              <w:bottom w:val="single" w:sz="4" w:space="0" w:color="000000"/>
+              <w:right w:val="single" w:sz="4" w:space="0" w:color="000000"/>
+            </w:tcBorders>
+            <w:tcMar>
+              <w:top w:w="100" w:type="dxa"/>
+              <w:left w:w="100" w:type="dxa"/>
+              <w:bottom w:w="100" w:type="dxa"/>
+              <w:right w:w="100" w:type="dxa"/>
+            </w:tcMar>
+          </w:tcPr>
+          <w:p>
+            <w:pPr>
+              <w:rPr>
+                <w:b/>
+                <w:bCs/>
+              </w:rPr>
+            </w:pPr>
+            <w:r>
+              <w:t>23:00</w:t>
+            </w:r>
+          </w:p>
+        </w:tc>
+        <w:tc>
+          <w:tcPr>
+            <w:tcW w:w="0" w:type="auto"/>
+            <w:tcBorders>
+              <w:top w:val="single" w:sz="4" w:space="0" w:color="000000"/>
+              <w:left w:val="single" w:sz="4" w:space="0" w:color="000000"/>
+              <w:bottom w:val="single" w:sz="4" w:space="0" w:color="000000"/>
+              <w:right w:val="single" w:sz="4" w:space="0" w:color="000000"/>
+            </w:tcBorders>
+            <w:tcMar>
+              <w:top w:w="100" w:type="dxa"/>
+              <w:left w:w="100" w:type="dxa"/>
+              <w:bottom w:w="100" w:type="dxa"/>
+              <w:right w:w="100" w:type="dxa"/>
+            </w:tcMar>
+          </w:tcPr>
+          <w:p>
+            <w:pPr>
+              <w:rPr>
+                <w:b/>
+                <w:bCs/>
+              </w:rPr>
+            </w:pPr>
+            <w:r>
+              <w:t>-</w:t>
+            </w:r>
           </w:p>
         </w:tc>
         <w:tc>
@@ -1201,7 +1258,7 @@
               </w:rPr>
             </w:pPr>
             <w:r>
-              <w:t>Corte 1</w:t>
+              <w:t>Avances 2</w:t>
             </w:r>
           </w:p>
         </w:tc>
@@ -1229,7 +1286,7 @@
               </w:rPr>
             </w:pPr>
             <w:r>
-              <w:t>Revisión del documento, elaboración del resumen, y de la presentación para clase.</w:t>
+              <w:t>Ordenar el repositorio</w:t>
             </w:r>
           </w:p>
         </w:tc>
@@ -1262,6 +1319,410 @@
               </w:rPr>
             </w:pPr>
             <w:r>
+              <w:t>9/02</w:t>
+            </w:r>
+          </w:p>
+        </w:tc>
+        <w:tc>
+          <w:tcPr>
+            <w:tcW w:w="0" w:type="auto"/>
+            <w:tcBorders>
+              <w:top w:val="single" w:sz="4" w:space="0" w:color="000000"/>
+              <w:left w:val="single" w:sz="4" w:space="0" w:color="000000"/>
+              <w:bottom w:val="single" w:sz="4" w:space="0" w:color="000000"/>
+              <w:right w:val="single" w:sz="4" w:space="0" w:color="000000"/>
+            </w:tcBorders>
+            <w:tcMar>
+              <w:top w:w="100" w:type="dxa"/>
+              <w:left w:w="100" w:type="dxa"/>
+              <w:bottom w:w="100" w:type="dxa"/>
+              <w:right w:w="100" w:type="dxa"/>
+            </w:tcMar>
+          </w:tcPr>
+          <w:p>
+            <w:pPr>
+              <w:rPr>
+                <w:b/>
+                <w:bCs/>
+              </w:rPr>
+            </w:pPr>
+            <w:r>
+              <w:t>21:30</w:t>
+            </w:r>
+          </w:p>
+        </w:tc>
+        <w:tc>
+          <w:tcPr>
+            <w:tcW w:w="0" w:type="auto"/>
+            <w:tcBorders>
+              <w:top w:val="single" w:sz="4" w:space="0" w:color="000000"/>
+              <w:left w:val="single" w:sz="4" w:space="0" w:color="000000"/>
+              <w:bottom w:val="single" w:sz="4" w:space="0" w:color="000000"/>
+              <w:right w:val="single" w:sz="4" w:space="0" w:color="000000"/>
+            </w:tcBorders>
+            <w:tcMar>
+              <w:top w:w="100" w:type="dxa"/>
+              <w:left w:w="100" w:type="dxa"/>
+              <w:bottom w:w="100" w:type="dxa"/>
+              <w:right w:w="100" w:type="dxa"/>
+            </w:tcMar>
+          </w:tcPr>
+          <w:p>
+            <w:pPr>
+              <w:rPr>
+                <w:b/>
+                <w:bCs/>
+              </w:rPr>
+            </w:pPr>
+            <w:r>
+              <w:t>23:00</w:t>
+            </w:r>
+          </w:p>
+        </w:tc>
+        <w:tc>
+          <w:tcPr>
+            <w:tcW w:w="0" w:type="auto"/>
+            <w:tcBorders>
+              <w:top w:val="single" w:sz="4" w:space="0" w:color="000000"/>
+              <w:left w:val="single" w:sz="4" w:space="0" w:color="000000"/>
+              <w:bottom w:val="single" w:sz="4" w:space="0" w:color="000000"/>
+              <w:right w:val="single" w:sz="4" w:space="0" w:color="000000"/>
+            </w:tcBorders>
+            <w:tcMar>
+              <w:top w:w="100" w:type="dxa"/>
+              <w:left w:w="100" w:type="dxa"/>
+              <w:bottom w:w="100" w:type="dxa"/>
+              <w:right w:w="100" w:type="dxa"/>
+            </w:tcMar>
+          </w:tcPr>
+          <w:p>
+            <w:pPr>
+              <w:rPr>
+                <w:b/>
+                <w:bCs/>
+              </w:rPr>
+            </w:pPr>
+            <w:r>
+              <w:t>-</w:t>
+            </w:r>
+          </w:p>
+        </w:tc>
+        <w:tc>
+          <w:tcPr>
+            <w:tcW w:w="0" w:type="auto"/>
+            <w:tcBorders>
+              <w:top w:val="single" w:sz="4" w:space="0" w:color="000000"/>
+              <w:left w:val="single" w:sz="4" w:space="0" w:color="000000"/>
+              <w:bottom w:val="single" w:sz="4" w:space="0" w:color="000000"/>
+              <w:right w:val="single" w:sz="4" w:space="0" w:color="000000"/>
+            </w:tcBorders>
+            <w:tcMar>
+              <w:top w:w="100" w:type="dxa"/>
+              <w:left w:w="100" w:type="dxa"/>
+              <w:bottom w:w="100" w:type="dxa"/>
+              <w:right w:w="100" w:type="dxa"/>
+            </w:tcMar>
+          </w:tcPr>
+          <w:p>
+            <w:pPr>
+              <w:rPr>
+                <w:b/>
+                <w:bCs/>
+              </w:rPr>
+            </w:pPr>
+            <w:r>
+              <w:t>1h 30min</w:t>
+            </w:r>
+          </w:p>
+        </w:tc>
+        <w:tc>
+          <w:tcPr>
+            <w:tcW w:w="1213" w:type="dxa"/>
+            <w:tcBorders>
+              <w:top w:val="single" w:sz="4" w:space="0" w:color="000000"/>
+              <w:left w:val="single" w:sz="4" w:space="0" w:color="000000"/>
+              <w:bottom w:val="single" w:sz="4" w:space="0" w:color="000000"/>
+              <w:right w:val="single" w:sz="4" w:space="0" w:color="000000"/>
+            </w:tcBorders>
+            <w:tcMar>
+              <w:top w:w="100" w:type="dxa"/>
+              <w:left w:w="100" w:type="dxa"/>
+              <w:bottom w:w="100" w:type="dxa"/>
+              <w:right w:w="100" w:type="dxa"/>
+            </w:tcMar>
+          </w:tcPr>
+          <w:p>
+            <w:pPr>
+              <w:rPr>
+                <w:b/>
+                <w:bCs/>
+              </w:rPr>
+            </w:pPr>
+            <w:r>
+              <w:t>Avances 2</w:t>
+            </w:r>
+          </w:p>
+        </w:tc>
+        <w:tc>
+          <w:tcPr>
+            <w:tcW w:w="2312" w:type="dxa"/>
+            <w:tcBorders>
+              <w:top w:val="single" w:sz="4" w:space="0" w:color="000000"/>
+              <w:left w:val="single" w:sz="4" w:space="0" w:color="000000"/>
+              <w:bottom w:val="single" w:sz="4" w:space="0" w:color="000000"/>
+              <w:right w:val="single" w:sz="4" w:space="0" w:color="000000"/>
+            </w:tcBorders>
+            <w:tcMar>
+              <w:top w:w="100" w:type="dxa"/>
+              <w:left w:w="100" w:type="dxa"/>
+              <w:bottom w:w="100" w:type="dxa"/>
+              <w:right w:w="100" w:type="dxa"/>
+            </w:tcMar>
+          </w:tcPr>
+          <w:p>
+            <w:pPr>
+              <w:rPr>
+                <w:b/>
+                <w:bCs/>
+              </w:rPr>
+            </w:pPr>
+            <w:r>
+              <w:t>Anotar el proceso de design studio con las ideas de cada ronda</w:t>
+            </w:r>
+          </w:p>
+        </w:tc>
+      </w:tr>
+      <w:tr>
+        <w:trPr>
+          <w:trHeight w:val="500"/>
+        </w:trPr>
+        <w:tc>
+          <w:tcPr>
+            <w:tcW w:w="0" w:type="auto"/>
+            <w:tcBorders>
+              <w:top w:val="single" w:sz="4" w:space="0" w:color="000000"/>
+              <w:left w:val="single" w:sz="4" w:space="0" w:color="000000"/>
+              <w:bottom w:val="single" w:sz="4" w:space="0" w:color="000000"/>
+              <w:right w:val="single" w:sz="4" w:space="0" w:color="000000"/>
+            </w:tcBorders>
+            <w:tcMar>
+              <w:top w:w="100" w:type="dxa"/>
+              <w:left w:w="100" w:type="dxa"/>
+              <w:bottom w:w="100" w:type="dxa"/>
+              <w:right w:w="100" w:type="dxa"/>
+            </w:tcMar>
+          </w:tcPr>
+          <w:p>
+            <w:pPr>
+              <w:rPr>
+                <w:b/>
+                <w:bCs/>
+              </w:rPr>
+            </w:pPr>
+            <w:r>
+              <w:t>1/02</w:t>
+            </w:r>
+          </w:p>
+        </w:tc>
+        <w:tc>
+          <w:tcPr>
+            <w:tcW w:w="0" w:type="auto"/>
+            <w:tcBorders>
+              <w:top w:val="single" w:sz="4" w:space="0" w:color="000000"/>
+              <w:left w:val="single" w:sz="4" w:space="0" w:color="000000"/>
+              <w:bottom w:val="single" w:sz="4" w:space="0" w:color="000000"/>
+              <w:right w:val="single" w:sz="4" w:space="0" w:color="000000"/>
+            </w:tcBorders>
+            <w:tcMar>
+              <w:top w:w="100" w:type="dxa"/>
+              <w:left w:w="100" w:type="dxa"/>
+              <w:bottom w:w="100" w:type="dxa"/>
+              <w:right w:w="100" w:type="dxa"/>
+            </w:tcMar>
+          </w:tcPr>
+          <w:p>
+            <w:pPr>
+              <w:rPr>
+                <w:b/>
+                <w:bCs/>
+              </w:rPr>
+            </w:pPr>
+            <w:r>
+              <w:t>13:00</w:t>
+            </w:r>
+          </w:p>
+        </w:tc>
+        <w:tc>
+          <w:tcPr>
+            <w:tcW w:w="0" w:type="auto"/>
+            <w:tcBorders>
+              <w:top w:val="single" w:sz="4" w:space="0" w:color="000000"/>
+              <w:left w:val="single" w:sz="4" w:space="0" w:color="000000"/>
+              <w:bottom w:val="single" w:sz="4" w:space="0" w:color="000000"/>
+              <w:right w:val="single" w:sz="4" w:space="0" w:color="000000"/>
+            </w:tcBorders>
+            <w:tcMar>
+              <w:top w:w="100" w:type="dxa"/>
+              <w:left w:w="100" w:type="dxa"/>
+              <w:bottom w:w="100" w:type="dxa"/>
+              <w:right w:w="100" w:type="dxa"/>
+            </w:tcMar>
+          </w:tcPr>
+          <w:p>
+            <w:pPr>
+              <w:rPr>
+                <w:b/>
+                <w:bCs/>
+              </w:rPr>
+            </w:pPr>
+            <w:r>
+              <w:t>14:00</w:t>
+            </w:r>
+          </w:p>
+        </w:tc>
+        <w:tc>
+          <w:tcPr>
+            <w:tcW w:w="0" w:type="auto"/>
+            <w:tcBorders>
+              <w:top w:val="single" w:sz="4" w:space="0" w:color="000000"/>
+              <w:left w:val="single" w:sz="4" w:space="0" w:color="000000"/>
+              <w:bottom w:val="single" w:sz="4" w:space="0" w:color="000000"/>
+              <w:right w:val="single" w:sz="4" w:space="0" w:color="000000"/>
+            </w:tcBorders>
+            <w:tcMar>
+              <w:top w:w="100" w:type="dxa"/>
+              <w:left w:w="100" w:type="dxa"/>
+              <w:bottom w:w="100" w:type="dxa"/>
+              <w:right w:w="100" w:type="dxa"/>
+            </w:tcMar>
+          </w:tcPr>
+          <w:p>
+            <w:pPr>
+              <w:rPr>
+                <w:b/>
+                <w:bCs/>
+              </w:rPr>
+            </w:pPr>
+          </w:p>
+        </w:tc>
+        <w:tc>
+          <w:tcPr>
+            <w:tcW w:w="0" w:type="auto"/>
+            <w:tcBorders>
+              <w:top w:val="single" w:sz="4" w:space="0" w:color="000000"/>
+              <w:left w:val="single" w:sz="4" w:space="0" w:color="000000"/>
+              <w:bottom w:val="single" w:sz="4" w:space="0" w:color="000000"/>
+              <w:right w:val="single" w:sz="4" w:space="0" w:color="000000"/>
+            </w:tcBorders>
+            <w:tcMar>
+              <w:top w:w="100" w:type="dxa"/>
+              <w:left w:w="100" w:type="dxa"/>
+              <w:bottom w:w="100" w:type="dxa"/>
+              <w:right w:w="100" w:type="dxa"/>
+            </w:tcMar>
+          </w:tcPr>
+          <w:p>
+            <w:pPr>
+              <w:rPr>
+                <w:b/>
+                <w:bCs/>
+              </w:rPr>
+            </w:pPr>
+            <w:r>
+              <w:t>1h</w:t>
+            </w:r>
+          </w:p>
+        </w:tc>
+        <w:tc>
+          <w:tcPr>
+            <w:tcW w:w="1213" w:type="dxa"/>
+            <w:tcBorders>
+              <w:top w:val="single" w:sz="4" w:space="0" w:color="000000"/>
+              <w:left w:val="single" w:sz="4" w:space="0" w:color="000000"/>
+              <w:bottom w:val="single" w:sz="4" w:space="0" w:color="000000"/>
+              <w:right w:val="single" w:sz="4" w:space="0" w:color="000000"/>
+            </w:tcBorders>
+            <w:tcMar>
+              <w:top w:w="100" w:type="dxa"/>
+              <w:left w:w="100" w:type="dxa"/>
+              <w:bottom w:w="100" w:type="dxa"/>
+              <w:right w:w="100" w:type="dxa"/>
+            </w:tcMar>
+          </w:tcPr>
+          <w:p>
+            <w:pPr>
+              <w:rPr>
+                <w:b/>
+                <w:bCs/>
+              </w:rPr>
+            </w:pPr>
+            <w:r>
+              <w:t>Corte 1</w:t>
+            </w:r>
+          </w:p>
+        </w:tc>
+        <w:tc>
+          <w:tcPr>
+            <w:tcW w:w="2312" w:type="dxa"/>
+            <w:tcBorders>
+              <w:top w:val="single" w:sz="4" w:space="0" w:color="000000"/>
+              <w:left w:val="single" w:sz="4" w:space="0" w:color="000000"/>
+              <w:bottom w:val="single" w:sz="4" w:space="0" w:color="000000"/>
+              <w:right w:val="single" w:sz="4" w:space="0" w:color="000000"/>
+            </w:tcBorders>
+            <w:tcMar>
+              <w:top w:w="100" w:type="dxa"/>
+              <w:left w:w="100" w:type="dxa"/>
+              <w:bottom w:w="100" w:type="dxa"/>
+              <w:right w:w="100" w:type="dxa"/>
+            </w:tcMar>
+          </w:tcPr>
+          <w:p>
+            <w:pPr>
+              <w:rPr>
+                <w:b/>
+                <w:bCs/>
+              </w:rPr>
+            </w:pPr>
+            <w:r>
+              <w:t xml:space="preserve">Revisión del documento, elaboración del resumen, y de la </w:t>
+            </w:r>
+            <w:r>
+              <w:lastRenderedPageBreak/>
+              <w:t>presentación para clase.</w:t>
+            </w:r>
+          </w:p>
+        </w:tc>
+      </w:tr>
+      <w:tr>
+        <w:trPr>
+          <w:trHeight w:val="500"/>
+        </w:trPr>
+        <w:tc>
+          <w:tcPr>
+            <w:tcW w:w="0" w:type="auto"/>
+            <w:tcBorders>
+              <w:top w:val="single" w:sz="4" w:space="0" w:color="000000"/>
+              <w:left w:val="single" w:sz="4" w:space="0" w:color="000000"/>
+              <w:bottom w:val="single" w:sz="4" w:space="0" w:color="000000"/>
+              <w:right w:val="single" w:sz="4" w:space="0" w:color="000000"/>
+            </w:tcBorders>
+            <w:tcMar>
+              <w:top w:w="100" w:type="dxa"/>
+              <w:left w:w="100" w:type="dxa"/>
+              <w:bottom w:w="100" w:type="dxa"/>
+              <w:right w:w="100" w:type="dxa"/>
+            </w:tcMar>
+          </w:tcPr>
+          <w:p>
+            <w:pPr>
+              <w:rPr>
+                <w:b/>
+                <w:bCs/>
+              </w:rPr>
+            </w:pPr>
+            <w:r>
+              <w:lastRenderedPageBreak/>
               <w:t>27/01</w:t>
             </w:r>
           </w:p>
@@ -1458,7 +1919,6 @@
           </w:tcPr>
           <w:p>
             <w:r>
-              <w:lastRenderedPageBreak/>
               <w:t>22/01</w:t>
             </w:r>
           </w:p>
@@ -1597,15 +2057,7 @@
           </w:tcPr>
           <w:p>
             <w:r>
-              <w:t xml:space="preserve">Introducción y </w:t>
-            </w:r>
-            <w:proofErr w:type="spellStart"/>
-            <w:r>
-              <w:t>brief</w:t>
-            </w:r>
-            <w:proofErr w:type="spellEnd"/>
-            <w:r>
-              <w:t xml:space="preserve"> para avances</w:t>
+              <w:t>Introducción y brief para avances</w:t>
             </w:r>
           </w:p>
         </w:tc>
